--- a/06_산출물_문서/2계층_절차서/QP-701_인프라_업무환경_관리.docx
+++ b/06_산출물_문서/2계층_절차서/QP-701_인프라_업무환경_관리.docx
@@ -270,11 +270,11 @@
     </w:p>
     <w:tbl>
       <w:tblPr>
-        <w:tblW w:w="8788" w:type="dxa"/>
         <w:tblCellMar>
           <w:left w:w="108" w:type="dxa"/>
           <w:right w:w="108" w:type="dxa"/>
         </w:tblCellMar>
+        <w:tblW w:w="8788" w:type="dxa"/>
         <w:tblBorders>
           <w:top w:val="single" w:sz="4" w:color="2E74B5" w:space="0"/>
           <w:left w:val="single" w:sz="4" w:color="2E74B5" w:space="0"/>
@@ -294,13 +294,13 @@
         <w:tc>
           <w:tcPr>
             <w:tcW w:w="1500" w:type="dxa"/>
-            <w:shd w:val="clear" w:color="auto" w:fill="D9D9D9"/>
-            <w:tcMar>
-              <w:top w:w="60" w:type="dxa"/>
-              <w:left w:w="120" w:type="dxa"/>
-              <w:bottom w:w="60" w:type="dxa"/>
-              <w:right w:w="120" w:type="dxa"/>
-            </w:tcMar>
+            <w:tcMar>
+              <w:top w:w="60" w:type="dxa"/>
+              <w:left w:w="120" w:type="dxa"/>
+              <w:bottom w:w="60" w:type="dxa"/>
+              <w:right w:w="120" w:type="dxa"/>
+            </w:tcMar>
+            <w:shd w:val="clear" w:color="auto" w:fill="DEEAF1"/>
           </w:tcPr>
           <w:p>
             <w:pPr>
@@ -320,13 +320,13 @@
         <w:tc>
           <w:tcPr>
             <w:tcW w:w="2800" w:type="dxa"/>
-            <w:shd w:val="clear" w:color="auto" w:fill="D9D9D9"/>
-            <w:tcMar>
-              <w:top w:w="60" w:type="dxa"/>
-              <w:left w:w="120" w:type="dxa"/>
-              <w:bottom w:w="60" w:type="dxa"/>
-              <w:right w:w="120" w:type="dxa"/>
-            </w:tcMar>
+            <w:tcMar>
+              <w:top w:w="60" w:type="dxa"/>
+              <w:left w:w="120" w:type="dxa"/>
+              <w:bottom w:w="60" w:type="dxa"/>
+              <w:right w:w="120" w:type="dxa"/>
+            </w:tcMar>
+            <w:shd w:val="clear" w:color="auto" w:fill="DEEAF1"/>
           </w:tcPr>
           <w:p>
             <w:pPr>
@@ -346,13 +346,13 @@
         <w:tc>
           <w:tcPr>
             <w:tcW w:w="2000" w:type="dxa"/>
-            <w:shd w:val="clear" w:color="auto" w:fill="D9D9D9"/>
-            <w:tcMar>
-              <w:top w:w="60" w:type="dxa"/>
-              <w:left w:w="120" w:type="dxa"/>
-              <w:bottom w:w="60" w:type="dxa"/>
-              <w:right w:w="120" w:type="dxa"/>
-            </w:tcMar>
+            <w:tcMar>
+              <w:top w:w="60" w:type="dxa"/>
+              <w:left w:w="120" w:type="dxa"/>
+              <w:bottom w:w="60" w:type="dxa"/>
+              <w:right w:w="120" w:type="dxa"/>
+            </w:tcMar>
+            <w:shd w:val="clear" w:color="auto" w:fill="DEEAF1"/>
           </w:tcPr>
           <w:p>
             <w:pPr>
@@ -372,13 +372,13 @@
         <w:tc>
           <w:tcPr>
             <w:tcW w:w="2488" w:type="dxa"/>
-            <w:shd w:val="clear" w:color="auto" w:fill="D9D9D9"/>
-            <w:tcMar>
-              <w:top w:w="60" w:type="dxa"/>
-              <w:left w:w="120" w:type="dxa"/>
-              <w:bottom w:w="60" w:type="dxa"/>
-              <w:right w:w="120" w:type="dxa"/>
-            </w:tcMar>
+            <w:tcMar>
+              <w:top w:w="60" w:type="dxa"/>
+              <w:left w:w="120" w:type="dxa"/>
+              <w:bottom w:w="60" w:type="dxa"/>
+              <w:right w:w="120" w:type="dxa"/>
+            </w:tcMar>
+            <w:shd w:val="clear" w:color="auto" w:fill="DEEAF1"/>
           </w:tcPr>
           <w:p>
             <w:pPr>
@@ -528,11 +528,18 @@
         <w:tc>
           <w:tcPr>
             <w:tcW w:w="2488" w:type="dxa"/>
+            <w:tcMar>
+              <w:top w:w="60" w:type="dxa"/>
+              <w:left w:w="120" w:type="dxa"/>
+              <w:bottom w:w="60" w:type="dxa"/>
+              <w:right w:w="120" w:type="dxa"/>
+            </w:tcMar>
           </w:tcPr>
           <w:p>
             <w:pPr>
               <w:jc w:val="left"/>
               <w:spacing w:before="200" w:after="200"/>
+              <w:wordWrap w:val="1"/>
             </w:pPr>
             <w:r>
               <w:rPr>
@@ -598,11 +605,18 @@
         <w:tc>
           <w:tcPr>
             <w:tcW w:w="2488" w:type="dxa"/>
+            <w:tcMar>
+              <w:top w:w="60" w:type="dxa"/>
+              <w:left w:w="120" w:type="dxa"/>
+              <w:bottom w:w="60" w:type="dxa"/>
+              <w:right w:w="120" w:type="dxa"/>
+            </w:tcMar>
           </w:tcPr>
           <w:p>
             <w:pPr>
               <w:jc w:val="left"/>
               <w:spacing w:before="200" w:after="200"/>
+              <w:wordWrap w:val="1"/>
             </w:pPr>
             <w:r>
               <w:rPr>
@@ -1768,7 +1782,7 @@
         </w:trPr>
         <w:tc>
           <w:tcPr>
-            <w:tcW w:w="2460" w:type="dxa"/>
+            <w:tcW w:w="3000" w:type="dxa"/>
             <w:tcMar>
               <w:top w:w="60" w:type="dxa"/>
               <w:left w:w="120" w:type="dxa"/>
@@ -1789,7 +1803,7 @@
         </w:tc>
         <w:tc>
           <w:tcPr>
-            <w:tcW w:w="6328" w:type="dxa"/>
+            <w:tcW w:w="5788" w:type="dxa"/>
             <w:tcMar>
               <w:top w:w="60" w:type="dxa"/>
               <w:left w:w="120" w:type="dxa"/>
@@ -1811,9 +1825,7 @@
       </w:tr>
       <w:tr>
         <w:tc>
-          <w:tcPr>
-            <w:tcW w:w="2460" w:type="dxa"/>
-          </w:tcPr>
+          <w:tcPr/>
           <w:p>
             <w:pPr>
               <w:pStyle w:val="Compact"/>
@@ -1825,7 +1837,7 @@
         </w:tc>
         <w:tc>
           <w:tcPr>
-            <w:tcW w:w="6328" w:type="dxa"/>
+            <w:tcW w:w="5788" w:type="dxa"/>
             <w:tcMar>
               <w:top w:w="60" w:type="dxa"/>
               <w:left w:w="120" w:type="dxa"/>
@@ -1858,6 +1870,7 @@
         </w:tc>
         <w:tc>
           <w:tcPr>
+            <w:tcW w:w="5788" w:type="dxa"/>
             <w:tcMar>
               <w:top w:w="60" w:type="dxa"/>
               <w:left w:w="120" w:type="dxa"/>
@@ -1889,9 +1902,7 @@
           </w:p>
         </w:tc>
         <w:tc>
-          <w:tcPr>
-            <w:tcW w:w="6328" w:type="dxa"/>
-          </w:tcPr>
+          <w:tcPr/>
           <w:p>
             <w:pPr>
               <w:pStyle w:val="Compact"/>
@@ -1904,19 +1915,10 @@
       </w:tr>
       <w:tr>
         <w:tc>
-          <w:tcPr>
-            <w:tcW w:w="2460" w:type="dxa"/>
-            <w:tcMar>
-              <w:top w:w="60" w:type="dxa"/>
-              <w:left w:w="120" w:type="dxa"/>
-              <w:bottom w:w="60" w:type="dxa"/>
-              <w:right w:w="120" w:type="dxa"/>
-            </w:tcMar>
-          </w:tcPr>
-          <w:p>
-            <w:pPr>
-              <w:pStyle w:val="Compact"/>
-              <w:wordWrap w:val="1"/>
+          <w:tcPr/>
+          <w:p>
+            <w:pPr>
+              <w:pStyle w:val="Compact"/>
             </w:pPr>
             <w:r>
               <w:t xml:space="preserve">IPC J-STD-001</w:t>
@@ -1924,10 +1926,19 @@
           </w:p>
         </w:tc>
         <w:tc>
-          <w:tcPr/>
-          <w:p>
-            <w:pPr>
-              <w:pStyle w:val="Compact"/>
+          <w:tcPr>
+            <w:tcW w:w="5788" w:type="dxa"/>
+            <w:tcMar>
+              <w:top w:w="60" w:type="dxa"/>
+              <w:left w:w="120" w:type="dxa"/>
+              <w:bottom w:w="60" w:type="dxa"/>
+              <w:right w:w="120" w:type="dxa"/>
+            </w:tcMar>
+          </w:tcPr>
+          <w:p>
+            <w:pPr>
+              <w:pStyle w:val="Compact"/>
+              <w:wordWrap w:val="1"/>
             </w:pPr>
             <w:r>
               <w:t xml:space="preserve">납땜 요구사항 (작업 환경 기준)</w:t>
@@ -2057,18 +2068,10 @@
       </w:tr>
       <w:tr>
         <w:tc>
-          <w:tcPr>
-            <w:tcMar>
-              <w:top w:w="60" w:type="dxa"/>
-              <w:left w:w="120" w:type="dxa"/>
-              <w:bottom w:w="60" w:type="dxa"/>
-              <w:right w:w="120" w:type="dxa"/>
-            </w:tcMar>
-          </w:tcPr>
-          <w:p>
-            <w:pPr>
-              <w:pStyle w:val="Compact"/>
-              <w:wordWrap w:val="1"/>
+          <w:tcPr/>
+          <w:p>
+            <w:pPr>
+              <w:pStyle w:val="Compact"/>
             </w:pPr>
             <w:r>
               <w:t xml:space="preserve">QCVN 22:2016/BYT</w:t>
@@ -2076,18 +2079,10 @@
           </w:p>
         </w:tc>
         <w:tc>
-          <w:tcPr>
-            <w:tcMar>
-              <w:top w:w="60" w:type="dxa"/>
-              <w:left w:w="120" w:type="dxa"/>
-              <w:bottom w:w="60" w:type="dxa"/>
-              <w:right w:w="120" w:type="dxa"/>
-            </w:tcMar>
-          </w:tcPr>
-          <w:p>
-            <w:pPr>
-              <w:pStyle w:val="Compact"/>
-              <w:wordWrap w:val="1"/>
+          <w:tcPr/>
+          <w:p>
+            <w:pPr>
+              <w:pStyle w:val="Compact"/>
             </w:pPr>
             <w:r>
               <w:t xml:space="preserve">베트남 작업환경 조도 기준</w:t>
@@ -2131,7 +2126,7 @@
         </w:trPr>
         <w:tc>
           <w:tcPr>
-            <w:tcW w:w="2460" w:type="dxa"/>
+            <w:tcW w:w="3000" w:type="dxa"/>
             <w:tcMar>
               <w:top w:w="60" w:type="dxa"/>
               <w:left w:w="120" w:type="dxa"/>
@@ -2152,7 +2147,7 @@
         </w:tc>
         <w:tc>
           <w:tcPr>
-            <w:tcW w:w="6328" w:type="dxa"/>
+            <w:tcW w:w="5788" w:type="dxa"/>
             <w:tcMar>
               <w:top w:w="60" w:type="dxa"/>
               <w:left w:w="120" w:type="dxa"/>
@@ -2174,9 +2169,7 @@
       </w:tr>
       <w:tr>
         <w:tc>
-          <w:tcPr>
-            <w:tcW w:w="2460" w:type="dxa"/>
-          </w:tcPr>
+          <w:tcPr/>
           <w:p>
             <w:pPr>
               <w:pStyle w:val="Compact"/>
@@ -2188,7 +2181,7 @@
         </w:tc>
         <w:tc>
           <w:tcPr>
-            <w:tcW w:w="6328" w:type="dxa"/>
+            <w:tcW w:w="5788" w:type="dxa"/>
             <w:tcMar>
               <w:top w:w="60" w:type="dxa"/>
               <w:left w:w="120" w:type="dxa"/>
@@ -2221,6 +2214,7 @@
         </w:tc>
         <w:tc>
           <w:tcPr>
+            <w:tcW w:w="5788" w:type="dxa"/>
             <w:tcMar>
               <w:top w:w="60" w:type="dxa"/>
               <w:left w:w="120" w:type="dxa"/>
@@ -2252,9 +2246,7 @@
           </w:p>
         </w:tc>
         <w:tc>
-          <w:tcPr>
-            <w:tcW w:w="6328" w:type="dxa"/>
-          </w:tcPr>
+          <w:tcPr/>
           <w:p>
             <w:pPr>
               <w:pStyle w:val="Compact"/>
@@ -2267,19 +2259,10 @@
       </w:tr>
       <w:tr>
         <w:tc>
-          <w:tcPr>
-            <w:tcW w:w="2460" w:type="dxa"/>
-            <w:tcMar>
-              <w:top w:w="60" w:type="dxa"/>
-              <w:left w:w="120" w:type="dxa"/>
-              <w:bottom w:w="60" w:type="dxa"/>
-              <w:right w:w="120" w:type="dxa"/>
-            </w:tcMar>
-          </w:tcPr>
-          <w:p>
-            <w:pPr>
-              <w:pStyle w:val="Compact"/>
-              <w:wordWrap w:val="1"/>
+          <w:tcPr/>
+          <w:p>
+            <w:pPr>
+              <w:pStyle w:val="Compact"/>
             </w:pPr>
             <w:r>
               <w:t xml:space="preserve">BM (Breakdown Maintenance)</w:t>
@@ -2287,10 +2270,19 @@
           </w:p>
         </w:tc>
         <w:tc>
-          <w:tcPr/>
-          <w:p>
-            <w:pPr>
-              <w:pStyle w:val="Compact"/>
+          <w:tcPr>
+            <w:tcW w:w="5788" w:type="dxa"/>
+            <w:tcMar>
+              <w:top w:w="60" w:type="dxa"/>
+              <w:left w:w="120" w:type="dxa"/>
+              <w:bottom w:w="60" w:type="dxa"/>
+              <w:right w:w="120" w:type="dxa"/>
+            </w:tcMar>
+          </w:tcPr>
+          <w:p>
+            <w:pPr>
+              <w:pStyle w:val="Compact"/>
+              <w:wordWrap w:val="1"/>
             </w:pPr>
             <w:r>
               <w:t xml:space="preserve">사후보전. 고장 발생 후 수행하는 긴급 정비 활동</w:t>
@@ -2468,18 +2460,10 @@
       </w:tr>
       <w:tr>
         <w:tc>
-          <w:tcPr>
-            <w:tcMar>
-              <w:top w:w="60" w:type="dxa"/>
-              <w:left w:w="120" w:type="dxa"/>
-              <w:bottom w:w="60" w:type="dxa"/>
-              <w:right w:w="120" w:type="dxa"/>
-            </w:tcMar>
-          </w:tcPr>
-          <w:p>
-            <w:pPr>
-              <w:pStyle w:val="Compact"/>
-              <w:wordWrap w:val="1"/>
+          <w:tcPr/>
+          <w:p>
+            <w:pPr>
+              <w:pStyle w:val="Compact"/>
             </w:pPr>
             <w:r>
               <w:t xml:space="preserve">환경 모니터링</w:t>
@@ -2487,18 +2471,10 @@
           </w:p>
         </w:tc>
         <w:tc>
-          <w:tcPr>
-            <w:tcMar>
-              <w:top w:w="60" w:type="dxa"/>
-              <w:left w:w="120" w:type="dxa"/>
-              <w:bottom w:w="60" w:type="dxa"/>
-              <w:right w:w="120" w:type="dxa"/>
-            </w:tcMar>
-          </w:tcPr>
-          <w:p>
-            <w:pPr>
-              <w:pStyle w:val="Compact"/>
-              <w:wordWrap w:val="1"/>
+          <w:tcPr/>
+          <w:p>
+            <w:pPr>
+              <w:pStyle w:val="Compact"/>
             </w:pPr>
             <w:r>
               <w:t xml:space="preserve">업무환경의 주요 파라미터(온도, 습도, 조도 등)를 측정·기록하는 활동</w:t>
@@ -2542,7 +2518,7 @@
         </w:trPr>
         <w:tc>
           <w:tcPr>
-            <w:tcW w:w="2460" w:type="dxa"/>
+            <w:tcW w:w="2515" w:type="dxa"/>
             <w:tcMar>
               <w:top w:w="60" w:type="dxa"/>
               <w:left w:w="120" w:type="dxa"/>
@@ -2563,7 +2539,7 @@
         </w:tc>
         <w:tc>
           <w:tcPr>
-            <w:tcW w:w="6328" w:type="dxa"/>
+            <w:tcW w:w="6273" w:type="dxa"/>
             <w:tcMar>
               <w:top w:w="60" w:type="dxa"/>
               <w:left w:w="120" w:type="dxa"/>
@@ -2585,9 +2561,7 @@
       </w:tr>
       <w:tr>
         <w:tc>
-          <w:tcPr>
-            <w:tcW w:w="2460" w:type="dxa"/>
-          </w:tcPr>
+          <w:tcPr/>
           <w:p>
             <w:pPr>
               <w:pStyle w:val="Compact"/>
@@ -2603,7 +2577,7 @@
         </w:tc>
         <w:tc>
           <w:tcPr>
-            <w:tcW w:w="6328" w:type="dxa"/>
+            <w:tcW w:w="6273" w:type="dxa"/>
             <w:tcMar>
               <w:top w:w="60" w:type="dxa"/>
               <w:left w:w="120" w:type="dxa"/>
@@ -2646,6 +2620,7 @@
         </w:tc>
         <w:tc>
           <w:tcPr>
+            <w:tcW w:w="6273" w:type="dxa"/>
             <w:tcMar>
               <w:top w:w="60" w:type="dxa"/>
               <w:left w:w="120" w:type="dxa"/>
@@ -2687,9 +2662,7 @@
           </w:p>
         </w:tc>
         <w:tc>
-          <w:tcPr>
-            <w:tcW w:w="6328" w:type="dxa"/>
-          </w:tcPr>
+          <w:tcPr/>
           <w:p>
             <w:pPr>
               <w:pStyle w:val="Compact"/>
@@ -2711,9 +2684,7 @@
       </w:tr>
       <w:tr>
         <w:tc>
-          <w:tcPr>
-            <w:tcW w:w="2460" w:type="dxa"/>
-          </w:tcPr>
+          <w:tcPr/>
           <w:p>
             <w:pPr>
               <w:pStyle w:val="Compact"/>
@@ -2728,10 +2699,19 @@
           </w:p>
         </w:tc>
         <w:tc>
-          <w:tcPr/>
-          <w:p>
-            <w:pPr>
-              <w:pStyle w:val="Compact"/>
+          <w:tcPr>
+            <w:tcW w:w="6273" w:type="dxa"/>
+            <w:tcMar>
+              <w:top w:w="60" w:type="dxa"/>
+              <w:left w:w="120" w:type="dxa"/>
+              <w:bottom w:w="60" w:type="dxa"/>
+              <w:right w:w="120" w:type="dxa"/>
+            </w:tcMar>
+          </w:tcPr>
+          <w:p>
+            <w:pPr>
+              <w:pStyle w:val="Compact"/>
+              <w:wordWrap w:val="1"/>
             </w:pPr>
             <w:r>
               <w:t xml:space="preserve">• 생산설비의 일상 점검 및 이상 보고</w:t>
@@ -2855,19 +2835,10 @@
       </w:tr>
       <w:tr>
         <w:tc>
-          <w:tcPr>
-            <w:tcW w:w="2460" w:type="dxa"/>
-            <w:tcMar>
-              <w:top w:w="60" w:type="dxa"/>
-              <w:left w:w="120" w:type="dxa"/>
-              <w:bottom w:w="60" w:type="dxa"/>
-              <w:right w:w="120" w:type="dxa"/>
-            </w:tcMar>
-          </w:tcPr>
-          <w:p>
-            <w:pPr>
-              <w:pStyle w:val="Compact"/>
-              <w:wordWrap w:val="1"/>
+          <w:tcPr/>
+          <w:p>
+            <w:pPr>
+              <w:pStyle w:val="Compact"/>
             </w:pPr>
             <w:r>
               <w:rPr>
@@ -2879,19 +2850,10 @@
           </w:p>
         </w:tc>
         <w:tc>
-          <w:tcPr>
-            <w:tcW w:w="6328" w:type="dxa"/>
-            <w:tcMar>
-              <w:top w:w="60" w:type="dxa"/>
-              <w:left w:w="120" w:type="dxa"/>
-              <w:bottom w:w="60" w:type="dxa"/>
-              <w:right w:w="120" w:type="dxa"/>
-            </w:tcMar>
-          </w:tcPr>
-          <w:p>
-            <w:pPr>
-              <w:pStyle w:val="Compact"/>
-              <w:wordWrap w:val="1"/>
+          <w:tcPr/>
+          <w:p>
+            <w:pPr>
+              <w:pStyle w:val="Compact"/>
             </w:pPr>
             <w:r>
               <w:t xml:space="preserve">• 담당 설비 일상 점검 실시 (시업/종업 점검)</w:t>
@@ -3207,10 +3169,18 @@
           </w:p>
         </w:tc>
         <w:tc>
-          <w:tcPr/>
-          <w:p>
-            <w:pPr>
-              <w:pStyle w:val="Compact"/>
+          <w:tcPr>
+            <w:tcMar>
+              <w:top w:w="60" w:type="dxa"/>
+              <w:left w:w="120" w:type="dxa"/>
+              <w:bottom w:w="60" w:type="dxa"/>
+              <w:right w:w="120" w:type="dxa"/>
+            </w:tcMar>
+          </w:tcPr>
+          <w:p>
+            <w:pPr>
+              <w:pStyle w:val="Compact"/>
+              <w:wordWrap w:val="1"/>
             </w:pPr>
             <w:r>
               <w:t xml:space="preserve">투자 승인서</w:t>
@@ -3253,10 +3223,18 @@
           </w:p>
         </w:tc>
         <w:tc>
-          <w:tcPr/>
-          <w:p>
-            <w:pPr>
-              <w:pStyle w:val="Compact"/>
+          <w:tcPr>
+            <w:tcMar>
+              <w:top w:w="60" w:type="dxa"/>
+              <w:left w:w="120" w:type="dxa"/>
+              <w:bottom w:w="60" w:type="dxa"/>
+              <w:right w:w="120" w:type="dxa"/>
+            </w:tcMar>
+          </w:tcPr>
+          <w:p>
+            <w:pPr>
+              <w:pStyle w:val="Compact"/>
+              <w:wordWrap w:val="1"/>
             </w:pPr>
             <w:r>
               <w:t xml:space="preserve">발주서, 설치 기록</w:t>
@@ -3299,10 +3277,18 @@
           </w:p>
         </w:tc>
         <w:tc>
-          <w:tcPr/>
-          <w:p>
-            <w:pPr>
-              <w:pStyle w:val="Compact"/>
+          <w:tcPr>
+            <w:tcMar>
+              <w:top w:w="60" w:type="dxa"/>
+              <w:left w:w="120" w:type="dxa"/>
+              <w:bottom w:w="60" w:type="dxa"/>
+              <w:right w:w="120" w:type="dxa"/>
+            </w:tcMar>
+          </w:tcPr>
+          <w:p>
+            <w:pPr>
+              <w:pStyle w:val="Compact"/>
+              <w:wordWrap w:val="1"/>
             </w:pPr>
             <w:r>
               <w:t xml:space="preserve">IQ/OQ/PQ 기록</w:t>
@@ -3345,10 +3331,18 @@
           </w:p>
         </w:tc>
         <w:tc>
-          <w:tcPr/>
-          <w:p>
-            <w:pPr>
-              <w:pStyle w:val="Compact"/>
+          <w:tcPr>
+            <w:tcMar>
+              <w:top w:w="60" w:type="dxa"/>
+              <w:left w:w="120" w:type="dxa"/>
+              <w:bottom w:w="60" w:type="dxa"/>
+              <w:right w:w="120" w:type="dxa"/>
+            </w:tcMar>
+          </w:tcPr>
+          <w:p>
+            <w:pPr>
+              <w:pStyle w:val="Compact"/>
+              <w:wordWrap w:val="1"/>
             </w:pPr>
             <w:r>
               <w:t xml:space="preserve">인프라 마스터 리스트</w:t>
@@ -3391,10 +3385,18 @@
           </w:p>
         </w:tc>
         <w:tc>
-          <w:tcPr/>
-          <w:p>
-            <w:pPr>
-              <w:pStyle w:val="Compact"/>
+          <w:tcPr>
+            <w:tcMar>
+              <w:top w:w="60" w:type="dxa"/>
+              <w:left w:w="120" w:type="dxa"/>
+              <w:bottom w:w="60" w:type="dxa"/>
+              <w:right w:w="120" w:type="dxa"/>
+            </w:tcMar>
+          </w:tcPr>
+          <w:p>
+            <w:pPr>
+              <w:pStyle w:val="Compact"/>
+              <w:wordWrap w:val="1"/>
             </w:pPr>
             <w:r>
               <w:t xml:space="preserve">운용 개시 승인서</w:t>
@@ -8240,18 +8242,10 @@
       </w:tr>
       <w:tr>
         <w:tc>
-          <w:tcPr>
-            <w:tcMar>
-              <w:top w:w="60" w:type="dxa"/>
-              <w:left w:w="120" w:type="dxa"/>
-              <w:bottom w:w="60" w:type="dxa"/>
-              <w:right w:w="120" w:type="dxa"/>
-            </w:tcMar>
-          </w:tcPr>
-          <w:p>
-            <w:pPr>
-              <w:pStyle w:val="Compact"/>
-              <w:wordWrap w:val="1"/>
+          <w:tcPr/>
+          <w:p>
+            <w:pPr>
+              <w:pStyle w:val="Compact"/>
             </w:pPr>
             <w:r>
               <w:t xml:space="preserve">일반 생산구역</w:t>
@@ -8259,18 +8253,10 @@
           </w:p>
         </w:tc>
         <w:tc>
-          <w:tcPr>
-            <w:tcMar>
-              <w:top w:w="60" w:type="dxa"/>
-              <w:left w:w="120" w:type="dxa"/>
-              <w:bottom w:w="60" w:type="dxa"/>
-              <w:right w:w="120" w:type="dxa"/>
-            </w:tcMar>
-          </w:tcPr>
-          <w:p>
-            <w:pPr>
-              <w:pStyle w:val="Compact"/>
-              <w:wordWrap w:val="1"/>
+          <w:tcPr/>
+          <w:p>
+            <w:pPr>
+              <w:pStyle w:val="Compact"/>
             </w:pPr>
             <w:r>
               <w:t xml:space="preserve">일반</w:t>
@@ -8278,18 +8264,10 @@
           </w:p>
         </w:tc>
         <w:tc>
-          <w:tcPr>
-            <w:tcMar>
-              <w:top w:w="60" w:type="dxa"/>
-              <w:left w:w="120" w:type="dxa"/>
-              <w:bottom w:w="60" w:type="dxa"/>
-              <w:right w:w="120" w:type="dxa"/>
-            </w:tcMar>
-          </w:tcPr>
-          <w:p>
-            <w:pPr>
-              <w:pStyle w:val="Compact"/>
-              <w:wordWrap w:val="1"/>
+          <w:tcPr/>
+          <w:p>
+            <w:pPr>
+              <w:pStyle w:val="Compact"/>
             </w:pPr>
             <w:r>
               <w:t xml:space="preserve">작업 전후 청소, 주 1회 정리정돈 점검</w:t>
@@ -8405,18 +8383,10 @@
           </w:p>
         </w:tc>
         <w:tc>
-          <w:tcPr>
-            <w:tcMar>
-              <w:top w:w="60" w:type="dxa"/>
-              <w:left w:w="120" w:type="dxa"/>
-              <w:bottom w:w="60" w:type="dxa"/>
-              <w:right w:w="120" w:type="dxa"/>
-            </w:tcMar>
-          </w:tcPr>
-          <w:p>
-            <w:pPr>
-              <w:pStyle w:val="Compact"/>
-              <w:wordWrap w:val="1"/>
+          <w:tcPr/>
+          <w:p>
+            <w:pPr>
+              <w:pStyle w:val="Compact"/>
             </w:pPr>
             <w:r>
               <w:t xml:space="preserve">상시</w:t>
@@ -8459,18 +8429,10 @@
           </w:p>
         </w:tc>
         <w:tc>
-          <w:tcPr>
-            <w:tcMar>
-              <w:top w:w="60" w:type="dxa"/>
-              <w:left w:w="120" w:type="dxa"/>
-              <w:bottom w:w="60" w:type="dxa"/>
-              <w:right w:w="120" w:type="dxa"/>
-            </w:tcMar>
-          </w:tcPr>
-          <w:p>
-            <w:pPr>
-              <w:pStyle w:val="Compact"/>
-              <w:wordWrap w:val="1"/>
+          <w:tcPr/>
+          <w:p>
+            <w:pPr>
+              <w:pStyle w:val="Compact"/>
             </w:pPr>
             <w:r>
               <w:t xml:space="preserve">일 1회</w:t>
@@ -8513,18 +8475,10 @@
           </w:p>
         </w:tc>
         <w:tc>
-          <w:tcPr>
-            <w:tcMar>
-              <w:top w:w="60" w:type="dxa"/>
-              <w:left w:w="120" w:type="dxa"/>
-              <w:bottom w:w="60" w:type="dxa"/>
-              <w:right w:w="120" w:type="dxa"/>
-            </w:tcMar>
-          </w:tcPr>
-          <w:p>
-            <w:pPr>
-              <w:pStyle w:val="Compact"/>
-              <w:wordWrap w:val="1"/>
+          <w:tcPr/>
+          <w:p>
+            <w:pPr>
+              <w:pStyle w:val="Compact"/>
             </w:pPr>
             <w:r>
               <w:t xml:space="preserve">주 1회</w:t>
@@ -8803,10 +8757,18 @@
           </w:p>
         </w:tc>
         <w:tc>
-          <w:tcPr/>
-          <w:p>
-            <w:pPr>
-              <w:pStyle w:val="Compact"/>
+          <w:tcPr>
+            <w:tcMar>
+              <w:top w:w="60" w:type="dxa"/>
+              <w:left w:w="120" w:type="dxa"/>
+              <w:bottom w:w="60" w:type="dxa"/>
+              <w:right w:w="120" w:type="dxa"/>
+            </w:tcMar>
+          </w:tcPr>
+          <w:p>
+            <w:pPr>
+              <w:pStyle w:val="Compact"/>
+              <w:wordWrap w:val="1"/>
             </w:pPr>
             <w:r>
               <w:t xml:space="preserve">30분 이내</w:t>
@@ -8849,10 +8811,18 @@
           </w:p>
         </w:tc>
         <w:tc>
-          <w:tcPr/>
-          <w:p>
-            <w:pPr>
-              <w:pStyle w:val="Compact"/>
+          <w:tcPr>
+            <w:tcMar>
+              <w:top w:w="60" w:type="dxa"/>
+              <w:left w:w="120" w:type="dxa"/>
+              <w:bottom w:w="60" w:type="dxa"/>
+              <w:right w:w="120" w:type="dxa"/>
+            </w:tcMar>
+          </w:tcPr>
+          <w:p>
+            <w:pPr>
+              <w:pStyle w:val="Compact"/>
+              <w:wordWrap w:val="1"/>
             </w:pPr>
             <w:r>
               <w:t xml:space="preserve">4시간 이내</w:t>
@@ -8895,10 +8865,18 @@
           </w:p>
         </w:tc>
         <w:tc>
-          <w:tcPr/>
-          <w:p>
-            <w:pPr>
-              <w:pStyle w:val="Compact"/>
+          <w:tcPr>
+            <w:tcMar>
+              <w:top w:w="60" w:type="dxa"/>
+              <w:left w:w="120" w:type="dxa"/>
+              <w:bottom w:w="60" w:type="dxa"/>
+              <w:right w:w="120" w:type="dxa"/>
+            </w:tcMar>
+          </w:tcPr>
+          <w:p>
+            <w:pPr>
+              <w:pStyle w:val="Compact"/>
+              <w:wordWrap w:val="1"/>
             </w:pPr>
             <w:r>
               <w:t xml:space="preserve">24시간 이내</w:t>
@@ -8941,10 +8919,18 @@
           </w:p>
         </w:tc>
         <w:tc>
-          <w:tcPr/>
-          <w:p>
-            <w:pPr>
-              <w:pStyle w:val="Compact"/>
+          <w:tcPr>
+            <w:tcMar>
+              <w:top w:w="60" w:type="dxa"/>
+              <w:left w:w="120" w:type="dxa"/>
+              <w:bottom w:w="60" w:type="dxa"/>
+              <w:right w:w="120" w:type="dxa"/>
+            </w:tcMar>
+          </w:tcPr>
+          <w:p>
+            <w:pPr>
+              <w:pStyle w:val="Compact"/>
+              <w:wordWrap w:val="1"/>
             </w:pPr>
             <w:r>
               <w:t xml:space="preserve">영향 평가 후</w:t>
@@ -8987,10 +8973,18 @@
           </w:p>
         </w:tc>
         <w:tc>
-          <w:tcPr/>
-          <w:p>
-            <w:pPr>
-              <w:pStyle w:val="Compact"/>
+          <w:tcPr>
+            <w:tcMar>
+              <w:top w:w="60" w:type="dxa"/>
+              <w:left w:w="120" w:type="dxa"/>
+              <w:bottom w:w="60" w:type="dxa"/>
+              <w:right w:w="120" w:type="dxa"/>
+            </w:tcMar>
+          </w:tcPr>
+          <w:p>
+            <w:pPr>
+              <w:pStyle w:val="Compact"/>
+              <w:wordWrap w:val="1"/>
             </w:pPr>
             <w:r>
               <w:t xml:space="preserve">1주 이내</w:t>
@@ -9033,10 +9027,18 @@
           </w:p>
         </w:tc>
         <w:tc>
-          <w:tcPr/>
-          <w:p>
-            <w:pPr>
-              <w:pStyle w:val="Compact"/>
+          <w:tcPr>
+            <w:tcMar>
+              <w:top w:w="60" w:type="dxa"/>
+              <w:left w:w="120" w:type="dxa"/>
+              <w:bottom w:w="60" w:type="dxa"/>
+              <w:right w:w="120" w:type="dxa"/>
+            </w:tcMar>
+          </w:tcPr>
+          <w:p>
+            <w:pPr>
+              <w:pStyle w:val="Compact"/>
+              <w:wordWrap w:val="1"/>
             </w:pPr>
             <w:r>
               <w:t xml:space="preserve">시정조치 후</w:t>
@@ -10371,10 +10373,18 @@
           </w:p>
         </w:tc>
         <w:tc>
-          <w:tcPr/>
-          <w:p>
-            <w:pPr>
-              <w:pStyle w:val="Compact"/>
+          <w:tcPr>
+            <w:tcMar>
+              <w:top w:w="60" w:type="dxa"/>
+              <w:left w:w="120" w:type="dxa"/>
+              <w:bottom w:w="60" w:type="dxa"/>
+              <w:right w:w="120" w:type="dxa"/>
+            </w:tcMar>
+          </w:tcPr>
+          <w:p>
+            <w:pPr>
+              <w:pStyle w:val="Compact"/>
+              <w:wordWrap w:val="1"/>
             </w:pPr>
             <w:r>
               <w:t xml:space="preserve">부품 교체 이력</w:t>
@@ -10417,10 +10427,18 @@
           </w:p>
         </w:tc>
         <w:tc>
-          <w:tcPr/>
-          <w:p>
-            <w:pPr>
-              <w:pStyle w:val="Compact"/>
+          <w:tcPr>
+            <w:tcMar>
+              <w:top w:w="60" w:type="dxa"/>
+              <w:left w:w="120" w:type="dxa"/>
+              <w:bottom w:w="60" w:type="dxa"/>
+              <w:right w:w="120" w:type="dxa"/>
+            </w:tcMar>
+          </w:tcPr>
+          <w:p>
+            <w:pPr>
+              <w:pStyle w:val="Compact"/>
+              <w:wordWrap w:val="1"/>
             </w:pPr>
             <w:r>
               <w:t xml:space="preserve">시운전 확인 기록</w:t>
@@ -10463,10 +10481,18 @@
           </w:p>
         </w:tc>
         <w:tc>
-          <w:tcPr/>
-          <w:p>
-            <w:pPr>
-              <w:pStyle w:val="Compact"/>
+          <w:tcPr>
+            <w:tcMar>
+              <w:top w:w="60" w:type="dxa"/>
+              <w:left w:w="120" w:type="dxa"/>
+              <w:bottom w:w="60" w:type="dxa"/>
+              <w:right w:w="120" w:type="dxa"/>
+            </w:tcMar>
+          </w:tcPr>
+          <w:p>
+            <w:pPr>
+              <w:pStyle w:val="Compact"/>
+              <w:wordWrap w:val="1"/>
             </w:pPr>
             <w:r>
               <w:t xml:space="preserve">가동 복귀 승인</w:t>
@@ -10509,10 +10535,18 @@
           </w:p>
         </w:tc>
         <w:tc>
-          <w:tcPr/>
-          <w:p>
-            <w:pPr>
-              <w:pStyle w:val="Compact"/>
+          <w:tcPr>
+            <w:tcMar>
+              <w:top w:w="60" w:type="dxa"/>
+              <w:left w:w="120" w:type="dxa"/>
+              <w:bottom w:w="60" w:type="dxa"/>
+              <w:right w:w="120" w:type="dxa"/>
+            </w:tcMar>
+          </w:tcPr>
+          <w:p>
+            <w:pPr>
+              <w:pStyle w:val="Compact"/>
+              <w:wordWrap w:val="1"/>
             </w:pPr>
             <w:r>
               <w:t xml:space="preserve">설비 마스터 리스트 갱신</w:t>
@@ -11169,10 +11203,18 @@
           </w:p>
         </w:tc>
         <w:tc>
-          <w:tcPr/>
-          <w:p>
-            <w:pPr>
-              <w:pStyle w:val="Compact"/>
+          <w:tcPr>
+            <w:tcMar>
+              <w:top w:w="60" w:type="dxa"/>
+              <w:left w:w="120" w:type="dxa"/>
+              <w:bottom w:w="60" w:type="dxa"/>
+              <w:right w:w="120" w:type="dxa"/>
+            </w:tcMar>
+          </w:tcPr>
+          <w:p>
+            <w:pPr>
+              <w:pStyle w:val="Compact"/>
+              <w:wordWrap w:val="1"/>
             </w:pPr>
             <w:r>
               <w:t xml:space="preserve">월간</w:t>
@@ -11215,10 +11257,18 @@
           </w:p>
         </w:tc>
         <w:tc>
-          <w:tcPr/>
-          <w:p>
-            <w:pPr>
-              <w:pStyle w:val="Compact"/>
+          <w:tcPr>
+            <w:tcMar>
+              <w:top w:w="60" w:type="dxa"/>
+              <w:left w:w="120" w:type="dxa"/>
+              <w:bottom w:w="60" w:type="dxa"/>
+              <w:right w:w="120" w:type="dxa"/>
+            </w:tcMar>
+          </w:tcPr>
+          <w:p>
+            <w:pPr>
+              <w:pStyle w:val="Compact"/>
+              <w:wordWrap w:val="1"/>
             </w:pPr>
             <w:r>
               <w:t xml:space="preserve">분기</w:t>
@@ -11261,10 +11311,18 @@
           </w:p>
         </w:tc>
         <w:tc>
-          <w:tcPr/>
-          <w:p>
-            <w:pPr>
-              <w:pStyle w:val="Compact"/>
+          <w:tcPr>
+            <w:tcMar>
+              <w:top w:w="60" w:type="dxa"/>
+              <w:left w:w="120" w:type="dxa"/>
+              <w:bottom w:w="60" w:type="dxa"/>
+              <w:right w:w="120" w:type="dxa"/>
+            </w:tcMar>
+          </w:tcPr>
+          <w:p>
+            <w:pPr>
+              <w:pStyle w:val="Compact"/>
+              <w:wordWrap w:val="1"/>
             </w:pPr>
             <w:r>
               <w:t xml:space="preserve">분기</w:t>
@@ -13795,7 +13853,6 @@
               <w:bottom w:w="60" w:type="dxa"/>
               <w:right w:w="120" w:type="dxa"/>
             </w:tcMar>
-            <w:shd w:val="clear" w:color="auto" w:fill="DEEAF1"/>
           </w:tcPr>
           <w:p>
             <w:pPr>
@@ -13815,7 +13872,6 @@
               <w:bottom w:w="60" w:type="dxa"/>
               <w:right w:w="120" w:type="dxa"/>
             </w:tcMar>
-            <w:shd w:val="clear" w:color="auto" w:fill="DEEAF1"/>
           </w:tcPr>
           <w:p>
             <w:pPr>
@@ -13835,7 +13891,6 @@
               <w:bottom w:w="60" w:type="dxa"/>
               <w:right w:w="120" w:type="dxa"/>
             </w:tcMar>
-            <w:shd w:val="clear" w:color="auto" w:fill="DEEAF1"/>
           </w:tcPr>
           <w:p>
             <w:pPr>
@@ -14006,18 +14061,10 @@
       </w:tr>
       <w:tr>
         <w:tc>
-          <w:tcPr>
-            <w:tcMar>
-              <w:top w:w="60" w:type="dxa"/>
-              <w:left w:w="120" w:type="dxa"/>
-              <w:bottom w:w="60" w:type="dxa"/>
-              <w:right w:w="120" w:type="dxa"/>
-            </w:tcMar>
-          </w:tcPr>
-          <w:p>
-            <w:pPr>
-              <w:pStyle w:val="Compact"/>
-              <w:wordWrap w:val="1"/>
+          <w:tcPr/>
+          <w:p>
+            <w:pPr>
+              <w:pStyle w:val="Compact"/>
             </w:pPr>
             <w:r>
               <w:t xml:space="preserve">QP-706</w:t>
@@ -14025,18 +14072,10 @@
           </w:p>
         </w:tc>
         <w:tc>
-          <w:tcPr>
-            <w:tcMar>
-              <w:top w:w="60" w:type="dxa"/>
-              <w:left w:w="120" w:type="dxa"/>
-              <w:bottom w:w="60" w:type="dxa"/>
-              <w:right w:w="120" w:type="dxa"/>
-            </w:tcMar>
-          </w:tcPr>
-          <w:p>
-            <w:pPr>
-              <w:pStyle w:val="Compact"/>
-              <w:wordWrap w:val="1"/>
+          <w:tcPr/>
+          <w:p>
+            <w:pPr>
+              <w:pStyle w:val="Compact"/>
             </w:pPr>
             <w:r>
               <w:t xml:space="preserve">문서화된 정보 관리 절차서</w:t>
@@ -14044,18 +14083,10 @@
           </w:p>
         </w:tc>
         <w:tc>
-          <w:tcPr>
-            <w:tcMar>
-              <w:top w:w="60" w:type="dxa"/>
-              <w:left w:w="120" w:type="dxa"/>
-              <w:bottom w:w="60" w:type="dxa"/>
-              <w:right w:w="120" w:type="dxa"/>
-            </w:tcMar>
-          </w:tcPr>
-          <w:p>
-            <w:pPr>
-              <w:pStyle w:val="Compact"/>
-              <w:wordWrap w:val="1"/>
+          <w:tcPr/>
+          <w:p>
+            <w:pPr>
+              <w:pStyle w:val="Compact"/>
             </w:pPr>
             <w:r>
               <w:t xml:space="preserve">기록 관리 원칙</w:t>
@@ -14087,18 +14118,10 @@
           </w:p>
         </w:tc>
         <w:tc>
-          <w:tcPr>
-            <w:tcMar>
-              <w:top w:w="60" w:type="dxa"/>
-              <w:left w:w="120" w:type="dxa"/>
-              <w:bottom w:w="60" w:type="dxa"/>
-              <w:right w:w="120" w:type="dxa"/>
-            </w:tcMar>
-          </w:tcPr>
-          <w:p>
-            <w:pPr>
-              <w:pStyle w:val="Compact"/>
-              <w:wordWrap w:val="1"/>
+          <w:tcPr/>
+          <w:p>
+            <w:pPr>
+              <w:pStyle w:val="Compact"/>
             </w:pPr>
             <w:r>
               <w:t xml:space="preserve">생산환경 관리 조건 연계</w:t>
@@ -14130,18 +14153,10 @@
           </w:p>
         </w:tc>
         <w:tc>
-          <w:tcPr>
-            <w:tcMar>
-              <w:top w:w="60" w:type="dxa"/>
-              <w:left w:w="120" w:type="dxa"/>
-              <w:bottom w:w="60" w:type="dxa"/>
-              <w:right w:w="120" w:type="dxa"/>
-            </w:tcMar>
-          </w:tcPr>
-          <w:p>
-            <w:pPr>
-              <w:pStyle w:val="Compact"/>
-              <w:wordWrap w:val="1"/>
+          <w:tcPr/>
+          <w:p>
+            <w:pPr>
+              <w:pStyle w:val="Compact"/>
             </w:pPr>
             <w:r>
               <w:t xml:space="preserve">청결도 관리, FOD 통제구역 연계</w:t>
@@ -14577,10 +14592,18 @@
       </w:tr>
       <w:tr>
         <w:tc>
-          <w:tcPr/>
-          <w:p>
-            <w:pPr>
-              <w:pStyle w:val="Compact"/>
+          <w:tcPr>
+            <w:tcMar>
+              <w:top w:w="60" w:type="dxa"/>
+              <w:left w:w="120" w:type="dxa"/>
+              <w:bottom w:w="60" w:type="dxa"/>
+              <w:right w:w="120" w:type="dxa"/>
+            </w:tcMar>
+          </w:tcPr>
+          <w:p>
+            <w:pPr>
+              <w:pStyle w:val="Compact"/>
+              <w:wordWrap w:val="1"/>
             </w:pPr>
             <w:r>
               <w:t xml:space="preserve">QF-701-07</w:t>
@@ -14588,10 +14611,18 @@
           </w:p>
         </w:tc>
         <w:tc>
-          <w:tcPr/>
-          <w:p>
-            <w:pPr>
-              <w:pStyle w:val="Compact"/>
+          <w:tcPr>
+            <w:tcMar>
+              <w:top w:w="60" w:type="dxa"/>
+              <w:left w:w="120" w:type="dxa"/>
+              <w:bottom w:w="60" w:type="dxa"/>
+              <w:right w:w="120" w:type="dxa"/>
+            </w:tcMar>
+          </w:tcPr>
+          <w:p>
+            <w:pPr>
+              <w:pStyle w:val="Compact"/>
+              <w:wordWrap w:val="1"/>
             </w:pPr>
             <w:r>
               <w:t xml:space="preserve">설비 이력 카드</w:t>
@@ -14599,10 +14630,18 @@
           </w:p>
         </w:tc>
         <w:tc>
-          <w:tcPr/>
-          <w:p>
-            <w:pPr>
-              <w:pStyle w:val="Compact"/>
+          <w:tcPr>
+            <w:tcMar>
+              <w:top w:w="60" w:type="dxa"/>
+              <w:left w:w="120" w:type="dxa"/>
+              <w:bottom w:w="60" w:type="dxa"/>
+              <w:right w:w="120" w:type="dxa"/>
+            </w:tcMar>
+          </w:tcPr>
+          <w:p>
+            <w:pPr>
+              <w:pStyle w:val="Compact"/>
+              <w:wordWrap w:val="1"/>
             </w:pPr>
             <w:r>
               <w:t xml:space="preserve">설비별 정비/고장 이력</w:t>
@@ -14634,10 +14673,18 @@
           </w:p>
         </w:tc>
         <w:tc>
-          <w:tcPr/>
-          <w:p>
-            <w:pPr>
-              <w:pStyle w:val="Compact"/>
+          <w:tcPr>
+            <w:tcMar>
+              <w:top w:w="60" w:type="dxa"/>
+              <w:left w:w="120" w:type="dxa"/>
+              <w:bottom w:w="60" w:type="dxa"/>
+              <w:right w:w="120" w:type="dxa"/>
+            </w:tcMar>
+          </w:tcPr>
+          <w:p>
+            <w:pPr>
+              <w:pStyle w:val="Compact"/>
+              <w:wordWrap w:val="1"/>
             </w:pPr>
             <w:r>
               <w:t xml:space="preserve">ESD 보호구역 점검 기록</w:t>
@@ -14669,10 +14716,18 @@
           </w:p>
         </w:tc>
         <w:tc>
-          <w:tcPr/>
-          <w:p>
-            <w:pPr>
-              <w:pStyle w:val="Compact"/>
+          <w:tcPr>
+            <w:tcMar>
+              <w:top w:w="60" w:type="dxa"/>
+              <w:left w:w="120" w:type="dxa"/>
+              <w:bottom w:w="60" w:type="dxa"/>
+              <w:right w:w="120" w:type="dxa"/>
+            </w:tcMar>
+          </w:tcPr>
+          <w:p>
+            <w:pPr>
+              <w:pStyle w:val="Compact"/>
+              <w:wordWrap w:val="1"/>
             </w:pPr>
             <w:r>
               <w:t xml:space="preserve">환경 조건 이탈 시 보고</w:t>
@@ -15261,8 +15316,8 @@
     <w:rPrDefault>
       <w:rPr>
         <w:rFonts w:asciiTheme="minorHAnsi" w:cstheme="minorBidi" w:eastAsiaTheme="minorEastAsia" w:hAnsiTheme="minorHAnsi"/>
-        <w:sz w:val="24"/>
-        <w:szCs w:val="24"/>
+        <w:sz w:val="20"/>
+        <w:szCs w:val="20"/>
         <w:lang w:bidi="ar-SA" w:eastAsia="zh-CN" w:val="en-US"/>
       </w:rPr>
     </w:rPrDefault>
@@ -15330,8 +15385,8 @@
     </w:pPr>
     <w:rPr>
       <w:rFonts w:asciiTheme="majorHAnsi" w:cstheme="majorBidi" w:eastAsiaTheme="majorEastAsia" w:hAnsiTheme="majorHAnsi"/>
-      <w:sz w:val="56"/>
-      <w:szCs w:val="56"/>
+      <w:sz w:val="44"/>
+      <w:szCs w:val="44"/>
     </w:rPr>
   </w:style>
   <w:style w:customStyle="1" w:styleId="TitleChar" w:type="character">
@@ -15342,8 +15397,8 @@
     <w:rsid w:val="00A10FD9"/>
     <w:rPr>
       <w:rFonts w:asciiTheme="majorHAnsi" w:cstheme="majorBidi" w:eastAsiaTheme="majorEastAsia" w:hAnsiTheme="majorHAnsi"/>
-      <w:sz w:val="56"/>
-      <w:szCs w:val="56"/>
+      <w:sz w:val="44"/>
+      <w:szCs w:val="44"/>
     </w:rPr>
   </w:style>
   <w:style w:styleId="Subtitle" w:type="paragraph">
@@ -15465,8 +15520,8 @@
     <w:rPr>
       <w:rFonts w:asciiTheme="majorHAnsi" w:cstheme="majorBidi" w:eastAsiaTheme="majorEastAsia" w:hAnsiTheme="majorHAnsi"/>
       <w:color w:themeColor="accent1" w:themeShade="BF" w:val="0F4761"/>
-      <w:sz w:val="40"/>
-      <w:szCs w:val="40"/>
+      <w:sz w:val="32"/>
+      <w:szCs w:val="32"/>
     </w:rPr>
   </w:style>
   <w:style w:styleId="Heading2" w:type="paragraph">
@@ -15656,8 +15711,8 @@
     <w:rPr>
       <w:rFonts w:asciiTheme="majorHAnsi" w:cstheme="majorBidi" w:eastAsiaTheme="majorEastAsia" w:hAnsiTheme="majorHAnsi"/>
       <w:color w:themeColor="accent1" w:themeShade="BF" w:val="0F4761"/>
-      <w:sz w:val="40"/>
-      <w:szCs w:val="40"/>
+      <w:sz w:val="32"/>
+      <w:szCs w:val="32"/>
     </w:rPr>
   </w:style>
   <w:style w:customStyle="1" w:styleId="Heading2Char" w:type="character">
